--- a/docs/pro_gdd_dance_game.docx
+++ b/docs/pro_gdd_dance_game.docx
@@ -1068,9 +1068,9 @@
         <w:br w:type="textWrapping"/>
         <w:t xml:space="preserve">Backend: Node.js + Socket.io</w:t>
         <w:br w:type="textWrapping"/>
-        <w:t xml:space="preserve">Hosting: Vercel / Firebase</w:t>
+        <w:t xml:space="preserve">Hosting: Vercel (frontend) / Railway (backend)</w:t>
         <w:br w:type="textWrapping"/>
-        <w:t xml:space="preserve">Motion Tracking: Phone sensors / MediaPipe</w:t>
+        <w:t xml:space="preserve">Motion Tracking: Phone accelerometer/gyroscope via DeviceMotion API</w:t>
       </w:r>
     </w:p>
     <w:p>
@@ -1354,6 +1354,22 @@
           <w:rtl w:val="0"/>
         </w:rPr>
         <w:t xml:space="preserve">v0.5 – Added search system and UI flow</w:t>
+      </w:r>
+    </w:p>
+    <w:p>
+      <w:r>
+        <w:rPr>
+          <w:rtl w:val="0"/>
+        </w:rPr>
+        <w:t xml:space="preserve">v0.6 – Deployed to Vercel (frontend) and Railway (backend). YouTube IFrame API integrated. Video plays at 50% opacity.</w:t>
+      </w:r>
+    </w:p>
+    <w:p>
+      <w:r>
+        <w:rPr>
+          <w:rtl w:val="0"/>
+        </w:rPr>
+        <w:t xml:space="preserve">v0.7 – Added stick figure dancer (SVG pose-based), karaoke lyrics bar (LRCLIB), Just Dance style move timeline, vertical score meter, QR code controller pairing, combo feedback flash.</w:t>
       </w:r>
     </w:p>
     <w:sectPr>
